--- a/Report/Communication Report.docx
+++ b/Report/Communication Report.docx
@@ -371,31 +371,77 @@
           <w:szCs w:val="30"/>
           <w:lang w:bidi="ar-EG"/>
         </w:rPr>
-        <w:t>Student Name:</w:t>
-      </w:r>
-      <w:r>
-        <w:rPr>
-          <w:rFonts w:asciiTheme="majorBidi" w:hAnsiTheme="majorBidi" w:cstheme="majorBidi"/>
+        <w:t>Student</w:t>
+      </w:r>
+      <w:r>
+        <w:rPr>
+          <w:rFonts w:asciiTheme="majorBidi" w:hAnsiTheme="majorBidi" w:cstheme="majorBidi"/>
+          <w:b/>
+          <w:bCs/>
           <w:sz w:val="30"/>
           <w:szCs w:val="30"/>
-        </w:rPr>
-        <w:t xml:space="preserve"> Basel Shrief Hemaid</w:t>
-      </w:r>
-      <w:r>
-        <w:rPr>
-          <w:rFonts w:asciiTheme="majorBidi" w:hAnsiTheme="majorBidi" w:cstheme="majorBidi"/>
+          <w:lang w:bidi="ar-EG"/>
+        </w:rPr>
+        <w:t>s</w:t>
+      </w:r>
+      <w:r>
+        <w:rPr>
+          <w:rFonts w:asciiTheme="majorBidi" w:hAnsiTheme="majorBidi" w:cstheme="majorBidi"/>
+          <w:b/>
+          <w:bCs/>
           <w:sz w:val="30"/>
           <w:szCs w:val="30"/>
-        </w:rPr>
-        <w:t xml:space="preserve"> Moustafa</w:t>
-      </w:r>
-      <w:r>
-        <w:rPr>
-          <w:rFonts w:asciiTheme="majorBidi" w:hAnsiTheme="majorBidi" w:cstheme="majorBidi"/>
+          <w:lang w:bidi="ar-EG"/>
+        </w:rPr>
+        <w:t xml:space="preserve"> Name</w:t>
+      </w:r>
+      <w:r>
+        <w:rPr>
+          <w:rFonts w:asciiTheme="majorBidi" w:hAnsiTheme="majorBidi" w:cstheme="majorBidi"/>
+          <w:b/>
+          <w:bCs/>
           <w:sz w:val="30"/>
           <w:szCs w:val="30"/>
-        </w:rPr>
-        <w:t xml:space="preserve">   </w:t>
+          <w:lang w:bidi="ar-EG"/>
+        </w:rPr>
+        <w:t>s</w:t>
+      </w:r>
+      <w:r>
+        <w:rPr>
+          <w:rFonts w:asciiTheme="majorBidi" w:hAnsiTheme="majorBidi" w:cstheme="majorBidi"/>
+          <w:b/>
+          <w:bCs/>
+          <w:sz w:val="30"/>
+          <w:szCs w:val="30"/>
+          <w:lang w:bidi="ar-EG"/>
+        </w:rPr>
+        <w:t>:</w:t>
+      </w:r>
+      <w:r>
+        <w:rPr>
+          <w:rFonts w:asciiTheme="majorBidi" w:hAnsiTheme="majorBidi" w:cstheme="majorBidi"/>
+          <w:sz w:val="30"/>
+          <w:szCs w:val="30"/>
+        </w:rPr>
+        <w:t xml:space="preserve"> </w:t>
+      </w:r>
+      <w:r>
+        <w:rPr>
+          <w:rFonts w:asciiTheme="majorBidi" w:hAnsiTheme="majorBidi" w:cstheme="majorBidi"/>
+          <w:sz w:val="30"/>
+          <w:szCs w:val="30"/>
+        </w:rPr>
+        <w:br/>
+        <w:t>1</w:t>
+      </w:r>
+      <w:proofErr w:type="gramStart"/>
+      <w:r>
+        <w:rPr>
+          <w:rFonts w:asciiTheme="majorBidi" w:hAnsiTheme="majorBidi" w:cstheme="majorBidi"/>
+          <w:sz w:val="30"/>
+          <w:szCs w:val="30"/>
+        </w:rPr>
+        <w:t xml:space="preserve">- </w:t>
       </w:r>
       <w:r>
         <w:rPr>
@@ -403,29 +449,26 @@
           <w:sz w:val="30"/>
           <w:szCs w:val="30"/>
           <w:rtl/>
-          <w:lang w:bidi="ar-EG"/>
-        </w:rPr>
-        <w:t xml:space="preserve"> باسل شريف حميد مصطفى</w:t>
-      </w:r>
-      <w:r>
-        <w:rPr>
-          <w:rFonts w:asciiTheme="majorBidi" w:hAnsiTheme="majorBidi" w:cstheme="majorBidi"/>
+        </w:rPr>
+        <w:t xml:space="preserve"> باسل</w:t>
+      </w:r>
+      <w:proofErr w:type="gramEnd"/>
+      <w:r>
+        <w:rPr>
+          <w:rFonts w:asciiTheme="majorBidi" w:hAnsiTheme="majorBidi" w:cstheme="majorBidi" w:hint="cs"/>
           <w:sz w:val="30"/>
           <w:szCs w:val="30"/>
-          <w:lang w:bidi="ar-EG"/>
-        </w:rPr>
-        <w:br/>
-      </w:r>
-      <w:r>
-        <w:rPr>
-          <w:rFonts w:asciiTheme="majorBidi" w:hAnsiTheme="majorBidi" w:cstheme="majorBidi"/>
-          <w:b/>
-          <w:bCs/>
+          <w:rtl/>
+        </w:rPr>
+        <w:t xml:space="preserve"> شريف حميد مصطفى </w:t>
+      </w:r>
+      <w:r>
+        <w:rPr>
+          <w:rFonts w:asciiTheme="majorBidi" w:hAnsiTheme="majorBidi" w:cstheme="majorBidi"/>
           <w:sz w:val="30"/>
           <w:szCs w:val="30"/>
-          <w:lang w:bidi="ar-EG"/>
-        </w:rPr>
-        <w:t>Code:</w:t>
+        </w:rPr>
+        <w:t>91240202</w:t>
       </w:r>
       <w:r>
         <w:rPr>
@@ -434,43 +477,45 @@
           <w:szCs w:val="30"/>
           <w:lang w:bidi="ar-EG"/>
         </w:rPr>
-        <w:t xml:space="preserve"> 91240202</w:t>
-      </w:r>
-      <w:r>
-        <w:rPr>
-          <w:rFonts w:asciiTheme="majorBidi" w:hAnsiTheme="majorBidi" w:cstheme="majorBidi"/>
-          <w:b/>
-          <w:bCs/>
+        <w:br/>
+        <w:t xml:space="preserve">2- </w:t>
+      </w:r>
+      <w:r>
+        <w:rPr>
+          <w:rFonts w:asciiTheme="majorBidi" w:hAnsiTheme="majorBidi" w:cstheme="majorBidi" w:hint="cs"/>
           <w:sz w:val="30"/>
           <w:szCs w:val="30"/>
-          <w:lang w:bidi="ar-EG"/>
-        </w:rPr>
-        <w:br/>
-      </w:r>
-      <w:r>
-        <w:rPr>
-          <w:rFonts w:asciiTheme="majorBidi" w:hAnsiTheme="majorBidi" w:cstheme="majorBidi"/>
-          <w:b/>
-          <w:bCs/>
+          <w:rtl/>
+          <w:lang w:bidi="ar-EG"/>
+        </w:rPr>
+        <w:t>صلاح وحيد صلاح</w:t>
+      </w:r>
+      <w:r>
+        <w:rPr>
+          <w:rFonts w:asciiTheme="majorBidi" w:hAnsiTheme="majorBidi" w:cstheme="majorBidi"/>
           <w:sz w:val="30"/>
           <w:szCs w:val="30"/>
           <w:lang w:bidi="ar-EG"/>
         </w:rPr>
-        <w:t>Academic Year:</w:t>
+        <w:t xml:space="preserve"> 91241268</w:t>
       </w:r>
       <w:r>
         <w:rPr>
           <w:rFonts w:asciiTheme="majorBidi" w:hAnsiTheme="majorBidi" w:cstheme="majorBidi"/>
           <w:sz w:val="30"/>
           <w:szCs w:val="30"/>
-        </w:rPr>
-        <w:t xml:space="preserve"> 2025/2026</w:t>
-      </w:r>
-      <w:r>
-        <w:rPr>
-          <w:rFonts w:asciiTheme="majorBidi" w:hAnsiTheme="majorBidi" w:cstheme="majorBidi"/>
+          <w:lang w:bidi="ar-EG"/>
+        </w:rPr>
+        <w:br/>
+      </w:r>
+      <w:r>
+        <w:rPr>
+          <w:rFonts w:asciiTheme="majorBidi" w:hAnsiTheme="majorBidi" w:cstheme="majorBidi"/>
+          <w:b/>
+          <w:bCs/>
           <w:sz w:val="30"/>
           <w:szCs w:val="30"/>
+          <w:lang w:bidi="ar-EG"/>
         </w:rPr>
         <w:br/>
       </w:r>
@@ -483,34 +528,34 @@
           <w:szCs w:val="30"/>
           <w:lang w:bidi="ar-EG"/>
         </w:rPr>
-        <w:t>Course:</w:t>
+        <w:t>Academic Year:</w:t>
       </w:r>
       <w:r>
         <w:rPr>
           <w:rFonts w:asciiTheme="majorBidi" w:hAnsiTheme="majorBidi" w:cstheme="majorBidi"/>
           <w:sz w:val="30"/>
           <w:szCs w:val="30"/>
-          <w:lang w:bidi="ar-EG"/>
-        </w:rPr>
-        <w:t xml:space="preserve"> </w:t>
+        </w:rPr>
+        <w:t xml:space="preserve"> 2025/2026</w:t>
       </w:r>
       <w:r>
         <w:rPr>
           <w:rFonts w:asciiTheme="majorBidi" w:hAnsiTheme="majorBidi" w:cstheme="majorBidi"/>
           <w:sz w:val="30"/>
           <w:szCs w:val="30"/>
-          <w:lang w:bidi="ar-EG"/>
-        </w:rPr>
-        <w:t xml:space="preserve">Communication, </w:t>
-      </w:r>
-      <w:r>
-        <w:rPr>
-          <w:rFonts w:asciiTheme="majorBidi" w:hAnsiTheme="majorBidi" w:cstheme="majorBidi"/>
+        </w:rPr>
+        <w:br/>
+      </w:r>
+      <w:r>
+        <w:rPr>
+          <w:rFonts w:asciiTheme="majorBidi" w:hAnsiTheme="majorBidi" w:cstheme="majorBidi"/>
+          <w:b/>
+          <w:bCs/>
           <w:sz w:val="30"/>
           <w:szCs w:val="30"/>
           <w:lang w:bidi="ar-EG"/>
         </w:rPr>
-        <w:t xml:space="preserve">Analog </w:t>
+        <w:t>Course:</w:t>
       </w:r>
       <w:r>
         <w:rPr>
@@ -519,16 +564,35 @@
           <w:szCs w:val="30"/>
           <w:lang w:bidi="ar-EG"/>
         </w:rPr>
+        <w:t xml:space="preserve"> </w:t>
+      </w:r>
+      <w:r>
+        <w:rPr>
+          <w:rFonts w:asciiTheme="majorBidi" w:hAnsiTheme="majorBidi" w:cstheme="majorBidi"/>
+          <w:sz w:val="30"/>
+          <w:szCs w:val="30"/>
+          <w:lang w:bidi="ar-EG"/>
+        </w:rPr>
+        <w:t xml:space="preserve">Communication, </w:t>
+      </w:r>
+      <w:r>
+        <w:rPr>
+          <w:rFonts w:asciiTheme="majorBidi" w:hAnsiTheme="majorBidi" w:cstheme="majorBidi"/>
+          <w:sz w:val="30"/>
+          <w:szCs w:val="30"/>
+          <w:lang w:bidi="ar-EG"/>
+        </w:rPr>
+        <w:t xml:space="preserve">Analog </w:t>
+      </w:r>
+      <w:r>
+        <w:rPr>
+          <w:rFonts w:asciiTheme="majorBidi" w:hAnsiTheme="majorBidi" w:cstheme="majorBidi"/>
+          <w:sz w:val="30"/>
+          <w:szCs w:val="30"/>
+          <w:lang w:bidi="ar-EG"/>
+        </w:rPr>
         <w:t>Communication Part</w:t>
       </w:r>
-    </w:p>
-    <w:p>
-      <w:pPr>
-        <w:rPr>
-          <w:rFonts w:asciiTheme="majorBidi" w:hAnsiTheme="majorBidi" w:cstheme="majorBidi"/>
-          <w:lang w:bidi="ar-EG"/>
-        </w:rPr>
-      </w:pPr>
     </w:p>
     <w:p>
       <w:pPr>
@@ -581,29 +645,6 @@
           <w:lang w:bidi="ar-EG"/>
         </w:rPr>
         <w:t>Ahmed Hesham Mehana</w:t>
-      </w:r>
-    </w:p>
-    <w:p>
-      <w:pPr>
-        <w:rPr>
-          <w:rFonts w:asciiTheme="majorBidi" w:hAnsiTheme="majorBidi" w:cstheme="majorBidi"/>
-          <w:b/>
-          <w:bCs/>
-          <w:sz w:val="36"/>
-          <w:szCs w:val="36"/>
-          <w:lang w:bidi="ar-EG"/>
-        </w:rPr>
-      </w:pPr>
-      <w:r>
-        <w:rPr>
-          <w:rFonts w:asciiTheme="majorBidi" w:hAnsiTheme="majorBidi" w:cstheme="majorBidi"/>
-          <w:b/>
-          <w:bCs/>
-          <w:sz w:val="36"/>
-          <w:szCs w:val="36"/>
-          <w:lang w:bidi="ar-EG"/>
-        </w:rPr>
-        <w:br w:type="page"/>
       </w:r>
     </w:p>
     <w:p>
@@ -1394,7 +1435,7 @@
           <w:lang w:bidi="ar-EG"/>
         </w:rPr>
         <w:drawing>
-          <wp:anchor distT="0" distB="0" distL="114300" distR="114300" simplePos="0" relativeHeight="251662336" behindDoc="1" locked="0" layoutInCell="1" allowOverlap="1" wp14:anchorId="5C5F38E0" wp14:editId="6E56C649">
+          <wp:anchor distT="0" distB="0" distL="114300" distR="114300" simplePos="0" relativeHeight="251662336" behindDoc="1" locked="0" layoutInCell="1" allowOverlap="1" wp14:anchorId="5C5F38E0" wp14:editId="3067DB6D">
             <wp:simplePos x="0" y="0"/>
             <wp:positionH relativeFrom="margin">
               <wp:posOffset>-419100</wp:posOffset>
@@ -1547,10 +1588,11 @@
       <w:r>
         <w:rPr>
           <w:rFonts w:asciiTheme="majorBidi" w:hAnsiTheme="majorBidi" w:cstheme="majorBidi"/>
+          <w:noProof/>
           <w:lang w:bidi="ar-EG"/>
         </w:rPr>
         <w:drawing>
-          <wp:anchor distT="0" distB="0" distL="114300" distR="114300" simplePos="0" relativeHeight="251668480" behindDoc="1" locked="0" layoutInCell="1" allowOverlap="1" wp14:anchorId="07C18266" wp14:editId="2B1A1309">
+          <wp:anchor distT="0" distB="0" distL="114300" distR="114300" simplePos="0" relativeHeight="251668480" behindDoc="1" locked="0" layoutInCell="1" allowOverlap="1" wp14:anchorId="07C18266" wp14:editId="726BE61D">
             <wp:simplePos x="0" y="0"/>
             <wp:positionH relativeFrom="column">
               <wp:posOffset>3724910</wp:posOffset>
@@ -2869,21 +2911,7 @@
             <w:rStyle w:val="Hyperlink"/>
             <w:lang w:bidi="ar-EG"/>
           </w:rPr>
-          <w:t>L</w:t>
-        </w:r>
-        <w:r>
-          <w:rPr>
-            <w:rStyle w:val="Hyperlink"/>
-            <w:lang w:bidi="ar-EG"/>
-          </w:rPr>
-          <w:t>i</w:t>
-        </w:r>
-        <w:r>
-          <w:rPr>
-            <w:rStyle w:val="Hyperlink"/>
-            <w:lang w:bidi="ar-EG"/>
-          </w:rPr>
-          <w:t>nk</w:t>
+          <w:t>Link</w:t>
         </w:r>
       </w:hyperlink>
       <w:r>
@@ -2907,21 +2935,7 @@
             <w:rStyle w:val="Hyperlink"/>
             <w:lang w:bidi="ar-EG"/>
           </w:rPr>
-          <w:t xml:space="preserve"> Li</w:t>
-        </w:r>
-        <w:r>
-          <w:rPr>
-            <w:rStyle w:val="Hyperlink"/>
-            <w:lang w:bidi="ar-EG"/>
-          </w:rPr>
-          <w:t>n</w:t>
-        </w:r>
-        <w:r>
-          <w:rPr>
-            <w:rStyle w:val="Hyperlink"/>
-            <w:lang w:bidi="ar-EG"/>
-          </w:rPr>
-          <w:t>k</w:t>
+          <w:t xml:space="preserve"> Link</w:t>
         </w:r>
       </w:hyperlink>
       <w:r>
